--- a/memoire-ngoma/livrables/Suivi_de_l_echantillon_Tableau_II.docx
+++ b/memoire-ngoma/livrables/Suivi_de_l_echantillon_Tableau_II.docx
@@ -6266,7 +6266,7 @@
           <w:sz w:val="20"/>
           <w:szCs w:val="20"/>
         </w:rPr>
-        <w:t xml:space="preserve">Le protocole ne clôt pas la collecte sur un nombre : la suffisance informationnelle s'argumente dimension par dimension. Le projet QualiCode contient un mémo qui s'y exerce.</w:t>
+        <w:t xml:space="preserve">Le protocole ne clôt pas la collecte sur un nombre : la suffisance informationnelle s'argumente dimension par dimension. Le projet d'analyse contient un mémo qui s'y exerce.</w:t>
       </w:r>
     </w:p>
     <w:sectPr>
